--- a/artifacts/bids/2026-02-01/zayavka_2026-02-01.docx
+++ b/artifacts/bids/2026-02-01/zayavka_2026-02-01.docx
@@ -254,7 +254,7 @@
               <w:jc w:val="right"/>
             </w:pPr>
             <w:r>
-              <w:t>0,048</w:t>
+              <w:t>0,049</w:t>
             </w:r>
           </w:p>
         </w:tc>
@@ -277,7 +277,7 @@
               <w:jc w:val="right"/>
             </w:pPr>
             <w:r>
-              <w:t>1,019</w:t>
+              <w:t>1,022</w:t>
             </w:r>
           </w:p>
         </w:tc>
@@ -302,7 +302,7 @@
               <w:jc w:val="right"/>
             </w:pPr>
             <w:r>
-              <w:t>0,086</w:t>
+              <w:t>0,085</w:t>
             </w:r>
           </w:p>
         </w:tc>
@@ -325,7 +325,7 @@
               <w:jc w:val="right"/>
             </w:pPr>
             <w:r>
-              <w:t>1,444</w:t>
+              <w:t>1,485</w:t>
             </w:r>
           </w:p>
         </w:tc>
@@ -373,7 +373,7 @@
               <w:jc w:val="right"/>
             </w:pPr>
             <w:r>
-              <w:t>1,447</w:t>
+              <w:t>1,467</w:t>
             </w:r>
           </w:p>
         </w:tc>
@@ -421,7 +421,7 @@
               <w:jc w:val="right"/>
             </w:pPr>
             <w:r>
-              <w:t>1,652</w:t>
+              <w:t>1,689</w:t>
             </w:r>
           </w:p>
         </w:tc>
@@ -446,7 +446,7 @@
               <w:jc w:val="right"/>
             </w:pPr>
             <w:r>
-              <w:t>0,072</w:t>
+              <w:t>0,071</w:t>
             </w:r>
           </w:p>
         </w:tc>
@@ -469,7 +469,7 @@
               <w:jc w:val="right"/>
             </w:pPr>
             <w:r>
-              <w:t>1,516</w:t>
+              <w:t>1,532</w:t>
             </w:r>
           </w:p>
         </w:tc>
@@ -517,7 +517,7 @@
               <w:jc w:val="right"/>
             </w:pPr>
             <w:r>
-              <w:t>1,358</w:t>
+              <w:t>1,370</w:t>
             </w:r>
           </w:p>
         </w:tc>
@@ -542,7 +542,7 @@
               <w:jc w:val="right"/>
             </w:pPr>
             <w:r>
-              <w:t>0,098</w:t>
+              <w:t>0,097</w:t>
             </w:r>
           </w:p>
         </w:tc>
@@ -565,7 +565,7 @@
               <w:jc w:val="right"/>
             </w:pPr>
             <w:r>
-              <w:t>1,260</w:t>
+              <w:t>1,296</w:t>
             </w:r>
           </w:p>
         </w:tc>
@@ -613,7 +613,7 @@
               <w:jc w:val="right"/>
             </w:pPr>
             <w:r>
-              <w:t>1,153</w:t>
+              <w:t>1,211</w:t>
             </w:r>
           </w:p>
         </w:tc>
@@ -638,7 +638,7 @@
               <w:jc w:val="right"/>
             </w:pPr>
             <w:r>
-              <w:t>0,137</w:t>
+              <w:t>0,138</w:t>
             </w:r>
           </w:p>
         </w:tc>
@@ -661,7 +661,7 @@
               <w:jc w:val="right"/>
             </w:pPr>
             <w:r>
-              <w:t>1,059</w:t>
+              <w:t>1,043</w:t>
             </w:r>
           </w:p>
         </w:tc>
@@ -686,7 +686,7 @@
               <w:jc w:val="right"/>
             </w:pPr>
             <w:r>
-              <w:t>0,222</w:t>
+              <w:t>0,227</w:t>
             </w:r>
           </w:p>
         </w:tc>
@@ -709,7 +709,7 @@
               <w:jc w:val="right"/>
             </w:pPr>
             <w:r>
-              <w:t>0,903</w:t>
+              <w:t>0,927</w:t>
             </w:r>
           </w:p>
         </w:tc>
@@ -734,7 +734,7 @@
               <w:jc w:val="right"/>
             </w:pPr>
             <w:r>
-              <w:t>0,514</w:t>
+              <w:t>0,518</w:t>
             </w:r>
           </w:p>
         </w:tc>
@@ -757,7 +757,7 @@
               <w:jc w:val="right"/>
             </w:pPr>
             <w:r>
-              <w:t>0,922</w:t>
+              <w:t>0,925</w:t>
             </w:r>
           </w:p>
         </w:tc>
@@ -782,7 +782,7 @@
               <w:jc w:val="right"/>
             </w:pPr>
             <w:r>
-              <w:t>0,697</w:t>
+              <w:t>0,698</w:t>
             </w:r>
           </w:p>
         </w:tc>
@@ -805,7 +805,7 @@
               <w:jc w:val="right"/>
             </w:pPr>
             <w:r>
-              <w:t>0,796</w:t>
+              <w:t>0,787</w:t>
             </w:r>
           </w:p>
         </w:tc>
@@ -821,7 +821,7 @@
         <w:rPr>
           <w:b/>
         </w:rPr>
-        <w:t>Итого за сутки: 16,745 МВт·ч.</w:t>
+        <w:t>Итого за сутки: 16,979 МВт·ч.</w:t>
       </w:r>
     </w:p>
     <w:p>
@@ -834,7 +834,7 @@
     </w:p>
     <w:p>
       <w:r>
-        <w:t>Прогноз c159e4961fde, сформирован 31.01.2026 05:00 (Астана); модель windcast-0.1.0-cascade+direct; погода: Open-Meteo Previous Runs: ECMWF IFS, ECMWF AIFS, ICON, GFS, UKMO, GEM, CMA, выпуск 2026-01-30 18:00:00 UTC.</w:t>
+        <w:t>Прогноз b953f9667844, сформирован 31.01.2026 05:00 (Астана); модель windcast-0.1.0-cascade+direct; погода: Open-Meteo Previous Runs: ECMWF IFS, ECMWF AIFS, ICON, GFS, UKMO, GEM, CMA, выпуск 2026-01-30 18:00:00 UTC.</w:t>
       </w:r>
     </w:p>
     <w:tbl>
@@ -950,7 +950,7 @@
           </w:tcPr>
           <w:p>
             <w:r>
-              <w:t>0,048</w:t>
+              <w:t>0,049</w:t>
             </w:r>
           </w:p>
         </w:tc>
@@ -960,7 +960,7 @@
           </w:tcPr>
           <w:p>
             <w:r>
-              <w:t>0,493</w:t>
+              <w:t>0,469</w:t>
             </w:r>
           </w:p>
         </w:tc>
@@ -970,7 +970,7 @@
           </w:tcPr>
           <w:p>
             <w:r>
-              <w:t>1.7</w:t>
+              <w:t>1.8</w:t>
             </w:r>
           </w:p>
         </w:tc>
@@ -1002,7 +1002,7 @@
           </w:tcPr>
           <w:p>
             <w:r>
-              <w:t>0,006</w:t>
+              <w:t>0,004</w:t>
             </w:r>
           </w:p>
         </w:tc>
@@ -1012,7 +1012,7 @@
           </w:tcPr>
           <w:p>
             <w:r>
-              <w:t>0,086</w:t>
+              <w:t>0,085</w:t>
             </w:r>
           </w:p>
         </w:tc>
@@ -1022,7 +1022,7 @@
           </w:tcPr>
           <w:p>
             <w:r>
-              <w:t>0,396</w:t>
+              <w:t>0,355</w:t>
             </w:r>
           </w:p>
         </w:tc>
@@ -1084,7 +1084,7 @@
           </w:tcPr>
           <w:p>
             <w:r>
-              <w:t>0,367</w:t>
+              <w:t>0,384</w:t>
             </w:r>
           </w:p>
         </w:tc>
@@ -1094,7 +1094,7 @@
           </w:tcPr>
           <w:p>
             <w:r>
-              <w:t>2.2</w:t>
+              <w:t>2.1</w:t>
             </w:r>
           </w:p>
         </w:tc>
@@ -1146,7 +1146,7 @@
           </w:tcPr>
           <w:p>
             <w:r>
-              <w:t>0,526</w:t>
+              <w:t>0,515</w:t>
             </w:r>
           </w:p>
         </w:tc>
@@ -1198,7 +1198,7 @@
           </w:tcPr>
           <w:p>
             <w:r>
-              <w:t>0,072</w:t>
+              <w:t>0,071</w:t>
             </w:r>
           </w:p>
         </w:tc>
@@ -1208,7 +1208,7 @@
           </w:tcPr>
           <w:p>
             <w:r>
-              <w:t>0,518</w:t>
+              <w:t>0,487</w:t>
             </w:r>
           </w:p>
         </w:tc>
@@ -1218,7 +1218,7 @@
           </w:tcPr>
           <w:p>
             <w:r>
-              <w:t>2.3</w:t>
+              <w:t>2.4</w:t>
             </w:r>
           </w:p>
         </w:tc>
@@ -1250,7 +1250,7 @@
           </w:tcPr>
           <w:p>
             <w:r>
-              <w:t>0,010</w:t>
+              <w:t>0,007</w:t>
             </w:r>
           </w:p>
         </w:tc>
@@ -1270,7 +1270,7 @@
           </w:tcPr>
           <w:p>
             <w:r>
-              <w:t>0,392</w:t>
+              <w:t>0,419</w:t>
             </w:r>
           </w:p>
         </w:tc>
@@ -1312,7 +1312,7 @@
           </w:tcPr>
           <w:p>
             <w:r>
-              <w:t>0,001</w:t>
+              <w:t>0,000</w:t>
             </w:r>
           </w:p>
         </w:tc>
@@ -1322,7 +1322,7 @@
           </w:tcPr>
           <w:p>
             <w:r>
-              <w:t>0,098</w:t>
+              <w:t>0,097</w:t>
             </w:r>
           </w:p>
         </w:tc>
@@ -1332,7 +1332,7 @@
           </w:tcPr>
           <w:p>
             <w:r>
-              <w:t>0,459</w:t>
+              <w:t>0,433</w:t>
             </w:r>
           </w:p>
         </w:tc>
@@ -1342,7 +1342,7 @@
           </w:tcPr>
           <w:p>
             <w:r>
-              <w:t>2.5</w:t>
+              <w:t>2.4</w:t>
             </w:r>
           </w:p>
         </w:tc>
@@ -1394,7 +1394,7 @@
           </w:tcPr>
           <w:p>
             <w:r>
-              <w:t>0,588</w:t>
+              <w:t>0,608</w:t>
             </w:r>
           </w:p>
         </w:tc>
@@ -1404,7 +1404,7 @@
           </w:tcPr>
           <w:p>
             <w:r>
-              <w:t>2.3</w:t>
+              <w:t>2.1</w:t>
             </w:r>
           </w:p>
         </w:tc>
@@ -1436,7 +1436,7 @@
           </w:tcPr>
           <w:p>
             <w:r>
-              <w:t>0,008</w:t>
+              <w:t>0,007</w:t>
             </w:r>
           </w:p>
         </w:tc>
@@ -1446,7 +1446,7 @@
           </w:tcPr>
           <w:p>
             <w:r>
-              <w:t>0,137</w:t>
+              <w:t>0,138</w:t>
             </w:r>
           </w:p>
         </w:tc>
@@ -1456,7 +1456,7 @@
           </w:tcPr>
           <w:p>
             <w:r>
-              <w:t>1,341</w:t>
+              <w:t>1,345</w:t>
             </w:r>
           </w:p>
         </w:tc>
@@ -1508,7 +1508,7 @@
           </w:tcPr>
           <w:p>
             <w:r>
-              <w:t>0,222</w:t>
+              <w:t>0,227</w:t>
             </w:r>
           </w:p>
         </w:tc>
@@ -1518,7 +1518,7 @@
           </w:tcPr>
           <w:p>
             <w:r>
-              <w:t>2,111</w:t>
+              <w:t>2,080</w:t>
             </w:r>
           </w:p>
         </w:tc>
@@ -1570,7 +1570,7 @@
           </w:tcPr>
           <w:p>
             <w:r>
-              <w:t>0,514</w:t>
+              <w:t>0,518</w:t>
             </w:r>
           </w:p>
         </w:tc>
@@ -1580,7 +1580,7 @@
           </w:tcPr>
           <w:p>
             <w:r>
-              <w:t>3,025</w:t>
+              <w:t>3,000</w:t>
             </w:r>
           </w:p>
         </w:tc>
@@ -1590,7 +1590,7 @@
           </w:tcPr>
           <w:p>
             <w:r>
-              <w:t>4.8</w:t>
+              <w:t>4.9</w:t>
             </w:r>
           </w:p>
         </w:tc>
@@ -1632,7 +1632,7 @@
           </w:tcPr>
           <w:p>
             <w:r>
-              <w:t>0,697</w:t>
+              <w:t>0,698</w:t>
             </w:r>
           </w:p>
         </w:tc>
@@ -1642,7 +1642,7 @@
           </w:tcPr>
           <w:p>
             <w:r>
-              <w:t>3,412</w:t>
+              <w:t>3,426</w:t>
             </w:r>
           </w:p>
         </w:tc>
@@ -1652,7 +1652,7 @@
           </w:tcPr>
           <w:p>
             <w:r>
-              <w:t>5.2</w:t>
+              <w:t>5.3</w:t>
             </w:r>
           </w:p>
         </w:tc>
@@ -1684,7 +1684,7 @@
           </w:tcPr>
           <w:p>
             <w:r>
-              <w:t>0,058</w:t>
+              <w:t>0,053</w:t>
             </w:r>
           </w:p>
         </w:tc>
@@ -1694,7 +1694,7 @@
           </w:tcPr>
           <w:p>
             <w:r>
-              <w:t>1,019</w:t>
+              <w:t>1,022</w:t>
             </w:r>
           </w:p>
         </w:tc>
@@ -1704,7 +1704,7 @@
           </w:tcPr>
           <w:p>
             <w:r>
-              <w:t>3,725</w:t>
+              <w:t>3,729</w:t>
             </w:r>
           </w:p>
         </w:tc>
@@ -1714,7 +1714,7 @@
           </w:tcPr>
           <w:p>
             <w:r>
-              <w:t>5.5</w:t>
+              <w:t>5.6</w:t>
             </w:r>
           </w:p>
         </w:tc>
@@ -1746,7 +1746,7 @@
           </w:tcPr>
           <w:p>
             <w:r>
-              <w:t>0,138</w:t>
+              <w:t>0,141</w:t>
             </w:r>
           </w:p>
         </w:tc>
@@ -1756,7 +1756,7 @@
           </w:tcPr>
           <w:p>
             <w:r>
-              <w:t>1,444</w:t>
+              <w:t>1,485</w:t>
             </w:r>
           </w:p>
         </w:tc>
@@ -1766,7 +1766,7 @@
           </w:tcPr>
           <w:p>
             <w:r>
-              <w:t>3,612</w:t>
+              <w:t>3,656</w:t>
             </w:r>
           </w:p>
         </w:tc>
@@ -1808,7 +1808,7 @@
           </w:tcPr>
           <w:p>
             <w:r>
-              <w:t>0,234</w:t>
+              <w:t>0,231</w:t>
             </w:r>
           </w:p>
         </w:tc>
@@ -1818,7 +1818,7 @@
           </w:tcPr>
           <w:p>
             <w:r>
-              <w:t>1,447</w:t>
+              <w:t>1,467</w:t>
             </w:r>
           </w:p>
         </w:tc>
@@ -1828,7 +1828,7 @@
           </w:tcPr>
           <w:p>
             <w:r>
-              <w:t>3,583</w:t>
+              <w:t>3,603</w:t>
             </w:r>
           </w:p>
         </w:tc>
@@ -1838,7 +1838,7 @@
           </w:tcPr>
           <w:p>
             <w:r>
-              <w:t>6.5</w:t>
+              <w:t>6.6</w:t>
             </w:r>
           </w:p>
         </w:tc>
@@ -1870,7 +1870,7 @@
           </w:tcPr>
           <w:p>
             <w:r>
-              <w:t>0,069</w:t>
+              <w:t>0,070</w:t>
             </w:r>
           </w:p>
         </w:tc>
@@ -1880,7 +1880,7 @@
           </w:tcPr>
           <w:p>
             <w:r>
-              <w:t>1,652</w:t>
+              <w:t>1,689</w:t>
             </w:r>
           </w:p>
         </w:tc>
@@ -1890,7 +1890,7 @@
           </w:tcPr>
           <w:p>
             <w:r>
-              <w:t>3,441</w:t>
+              <w:t>3,402</w:t>
             </w:r>
           </w:p>
         </w:tc>
@@ -1932,7 +1932,7 @@
           </w:tcPr>
           <w:p>
             <w:r>
-              <w:t>0,069</w:t>
+              <w:t>0,062</w:t>
             </w:r>
           </w:p>
         </w:tc>
@@ -1942,7 +1942,7 @@
           </w:tcPr>
           <w:p>
             <w:r>
-              <w:t>1,516</w:t>
+              <w:t>1,532</w:t>
             </w:r>
           </w:p>
         </w:tc>
@@ -1952,7 +1952,7 @@
           </w:tcPr>
           <w:p>
             <w:r>
-              <w:t>3,621</w:t>
+              <w:t>3,665</w:t>
             </w:r>
           </w:p>
         </w:tc>
@@ -1994,7 +1994,7 @@
           </w:tcPr>
           <w:p>
             <w:r>
-              <w:t>0,047</w:t>
+              <w:t>0,052</w:t>
             </w:r>
           </w:p>
         </w:tc>
@@ -2004,7 +2004,7 @@
           </w:tcPr>
           <w:p>
             <w:r>
-              <w:t>1,358</w:t>
+              <w:t>1,370</w:t>
             </w:r>
           </w:p>
         </w:tc>
@@ -2014,7 +2014,7 @@
           </w:tcPr>
           <w:p>
             <w:r>
-              <w:t>3,571</w:t>
+              <w:t>3,550</w:t>
             </w:r>
           </w:p>
         </w:tc>
@@ -2056,7 +2056,7 @@
           </w:tcPr>
           <w:p>
             <w:r>
-              <w:t>0,045</w:t>
+              <w:t>0,044</w:t>
             </w:r>
           </w:p>
         </w:tc>
@@ -2066,7 +2066,7 @@
           </w:tcPr>
           <w:p>
             <w:r>
-              <w:t>1,260</w:t>
+              <w:t>1,296</w:t>
             </w:r>
           </w:p>
         </w:tc>
@@ -2076,7 +2076,7 @@
           </w:tcPr>
           <w:p>
             <w:r>
-              <w:t>3,245</w:t>
+              <w:t>3,273</w:t>
             </w:r>
           </w:p>
         </w:tc>
@@ -2086,7 +2086,7 @@
           </w:tcPr>
           <w:p>
             <w:r>
-              <w:t>6.3</w:t>
+              <w:t>6.4</w:t>
             </w:r>
           </w:p>
         </w:tc>
@@ -2128,7 +2128,7 @@
           </w:tcPr>
           <w:p>
             <w:r>
-              <w:t>1,153</w:t>
+              <w:t>1,211</w:t>
             </w:r>
           </w:p>
         </w:tc>
@@ -2138,7 +2138,7 @@
           </w:tcPr>
           <w:p>
             <w:r>
-              <w:t>3,184</w:t>
+              <w:t>3,173</w:t>
             </w:r>
           </w:p>
         </w:tc>
@@ -2148,7 +2148,7 @@
           </w:tcPr>
           <w:p>
             <w:r>
-              <w:t>6.2</w:t>
+              <w:t>6.3</w:t>
             </w:r>
           </w:p>
         </w:tc>
@@ -2180,7 +2180,7 @@
           </w:tcPr>
           <w:p>
             <w:r>
-              <w:t>0,069</w:t>
+              <w:t>0,064</w:t>
             </w:r>
           </w:p>
         </w:tc>
@@ -2190,7 +2190,7 @@
           </w:tcPr>
           <w:p>
             <w:r>
-              <w:t>1,059</w:t>
+              <w:t>1,043</w:t>
             </w:r>
           </w:p>
         </w:tc>
@@ -2200,7 +2200,7 @@
           </w:tcPr>
           <w:p>
             <w:r>
-              <w:t>3,292</w:t>
+              <w:t>3,322</w:t>
             </w:r>
           </w:p>
         </w:tc>
@@ -2242,7 +2242,7 @@
           </w:tcPr>
           <w:p>
             <w:r>
-              <w:t>0,060</w:t>
+              <w:t>0,056</w:t>
             </w:r>
           </w:p>
         </w:tc>
@@ -2252,7 +2252,7 @@
           </w:tcPr>
           <w:p>
             <w:r>
-              <w:t>0,903</w:t>
+              <w:t>0,927</w:t>
             </w:r>
           </w:p>
         </w:tc>
@@ -2262,7 +2262,7 @@
           </w:tcPr>
           <w:p>
             <w:r>
-              <w:t>3,337</w:t>
+              <w:t>3,342</w:t>
             </w:r>
           </w:p>
         </w:tc>
@@ -2304,7 +2304,7 @@
           </w:tcPr>
           <w:p>
             <w:r>
-              <w:t>0,084</w:t>
+              <w:t>0,082</w:t>
             </w:r>
           </w:p>
         </w:tc>
@@ -2314,7 +2314,7 @@
           </w:tcPr>
           <w:p>
             <w:r>
-              <w:t>0,922</w:t>
+              <w:t>0,925</w:t>
             </w:r>
           </w:p>
         </w:tc>
@@ -2324,7 +2324,7 @@
           </w:tcPr>
           <w:p>
             <w:r>
-              <w:t>3,407</w:t>
+              <w:t>3,454</w:t>
             </w:r>
           </w:p>
         </w:tc>
@@ -2334,7 +2334,7 @@
           </w:tcPr>
           <w:p>
             <w:r>
-              <w:t>5.8</w:t>
+              <w:t>5.9</w:t>
             </w:r>
           </w:p>
         </w:tc>
@@ -2366,7 +2366,7 @@
           </w:tcPr>
           <w:p>
             <w:r>
-              <w:t>0,040</w:t>
+              <w:t>0,043</w:t>
             </w:r>
           </w:p>
         </w:tc>
@@ -2376,7 +2376,7 @@
           </w:tcPr>
           <w:p>
             <w:r>
-              <w:t>0,796</w:t>
+              <w:t>0,787</w:t>
             </w:r>
           </w:p>
         </w:tc>
@@ -2386,7 +2386,7 @@
           </w:tcPr>
           <w:p>
             <w:r>
-              <w:t>2,962</w:t>
+              <w:t>2,939</w:t>
             </w:r>
           </w:p>
         </w:tc>
@@ -2552,7 +2552,7 @@
           </w:tcPr>
           <w:p>
             <w:r>
-              <w:t>0,643</w:t>
+              <w:t>0,656</w:t>
             </w:r>
           </w:p>
         </w:tc>
@@ -2562,7 +2562,7 @@
           </w:tcPr>
           <w:p>
             <w:r>
-              <w:t>1,516 → 0,873</w:t>
+              <w:t>1,532 → 0,876</w:t>
             </w:r>
           </w:p>
         </w:tc>

--- a/artifacts/bids/2026-02-01/zayavka_2026-02-01.docx
+++ b/artifacts/bids/2026-02-01/zayavka_2026-02-01.docx
@@ -254,7 +254,7 @@
               <w:jc w:val="right"/>
             </w:pPr>
             <w:r>
-              <w:t>0,049</w:t>
+              <w:t>0,050</w:t>
             </w:r>
           </w:p>
         </w:tc>
@@ -277,7 +277,7 @@
               <w:jc w:val="right"/>
             </w:pPr>
             <w:r>
-              <w:t>1,022</w:t>
+              <w:t>1,034</w:t>
             </w:r>
           </w:p>
         </w:tc>
@@ -302,7 +302,7 @@
               <w:jc w:val="right"/>
             </w:pPr>
             <w:r>
-              <w:t>0,085</w:t>
+              <w:t>0,098</w:t>
             </w:r>
           </w:p>
         </w:tc>
@@ -325,7 +325,7 @@
               <w:jc w:val="right"/>
             </w:pPr>
             <w:r>
-              <w:t>1,485</w:t>
+              <w:t>1,465</w:t>
             </w:r>
           </w:p>
         </w:tc>
@@ -350,7 +350,7 @@
               <w:jc w:val="right"/>
             </w:pPr>
             <w:r>
-              <w:t>0,088</w:t>
+              <w:t>0,098</w:t>
             </w:r>
           </w:p>
         </w:tc>
@@ -373,7 +373,7 @@
               <w:jc w:val="right"/>
             </w:pPr>
             <w:r>
-              <w:t>1,467</w:t>
+              <w:t>1,394</w:t>
             </w:r>
           </w:p>
         </w:tc>
@@ -398,7 +398,7 @@
               <w:jc w:val="right"/>
             </w:pPr>
             <w:r>
-              <w:t>0,096</w:t>
+              <w:t>0,098</w:t>
             </w:r>
           </w:p>
         </w:tc>
@@ -421,7 +421,7 @@
               <w:jc w:val="right"/>
             </w:pPr>
             <w:r>
-              <w:t>1,689</w:t>
+              <w:t>1,699</w:t>
             </w:r>
           </w:p>
         </w:tc>
@@ -446,7 +446,7 @@
               <w:jc w:val="right"/>
             </w:pPr>
             <w:r>
-              <w:t>0,071</w:t>
+              <w:t>0,075</w:t>
             </w:r>
           </w:p>
         </w:tc>
@@ -469,7 +469,7 @@
               <w:jc w:val="right"/>
             </w:pPr>
             <w:r>
-              <w:t>1,532</w:t>
+              <w:t>1,550</w:t>
             </w:r>
           </w:p>
         </w:tc>
@@ -494,7 +494,7 @@
               <w:jc w:val="right"/>
             </w:pPr>
             <w:r>
-              <w:t>0,092</w:t>
+              <w:t>0,101</w:t>
             </w:r>
           </w:p>
         </w:tc>
@@ -517,7 +517,7 @@
               <w:jc w:val="right"/>
             </w:pPr>
             <w:r>
-              <w:t>1,370</w:t>
+              <w:t>1,415</w:t>
             </w:r>
           </w:p>
         </w:tc>
@@ -542,7 +542,7 @@
               <w:jc w:val="right"/>
             </w:pPr>
             <w:r>
-              <w:t>0,097</w:t>
+              <w:t>0,106</w:t>
             </w:r>
           </w:p>
         </w:tc>
@@ -565,7 +565,7 @@
               <w:jc w:val="right"/>
             </w:pPr>
             <w:r>
-              <w:t>1,296</w:t>
+              <w:t>1,302</w:t>
             </w:r>
           </w:p>
         </w:tc>
@@ -590,7 +590,7 @@
               <w:jc w:val="right"/>
             </w:pPr>
             <w:r>
-              <w:t>0,066</w:t>
+              <w:t>0,067</w:t>
             </w:r>
           </w:p>
         </w:tc>
@@ -613,7 +613,7 @@
               <w:jc w:val="right"/>
             </w:pPr>
             <w:r>
-              <w:t>1,211</w:t>
+              <w:t>1,227</w:t>
             </w:r>
           </w:p>
         </w:tc>
@@ -638,7 +638,7 @@
               <w:jc w:val="right"/>
             </w:pPr>
             <w:r>
-              <w:t>0,138</w:t>
+              <w:t>0,135</w:t>
             </w:r>
           </w:p>
         </w:tc>
@@ -661,7 +661,7 @@
               <w:jc w:val="right"/>
             </w:pPr>
             <w:r>
-              <w:t>1,043</w:t>
+              <w:t>1,031</w:t>
             </w:r>
           </w:p>
         </w:tc>
@@ -686,7 +686,7 @@
               <w:jc w:val="right"/>
             </w:pPr>
             <w:r>
-              <w:t>0,227</w:t>
+              <w:t>0,218</w:t>
             </w:r>
           </w:p>
         </w:tc>
@@ -709,7 +709,7 @@
               <w:jc w:val="right"/>
             </w:pPr>
             <w:r>
-              <w:t>0,927</w:t>
+              <w:t>0,856</w:t>
             </w:r>
           </w:p>
         </w:tc>
@@ -734,7 +734,7 @@
               <w:jc w:val="right"/>
             </w:pPr>
             <w:r>
-              <w:t>0,518</w:t>
+              <w:t>0,452</w:t>
             </w:r>
           </w:p>
         </w:tc>
@@ -757,7 +757,7 @@
               <w:jc w:val="right"/>
             </w:pPr>
             <w:r>
-              <w:t>0,925</w:t>
+              <w:t>0,871</w:t>
             </w:r>
           </w:p>
         </w:tc>
@@ -782,7 +782,7 @@
               <w:jc w:val="right"/>
             </w:pPr>
             <w:r>
-              <w:t>0,698</w:t>
+              <w:t>0,625</w:t>
             </w:r>
           </w:p>
         </w:tc>
@@ -805,7 +805,7 @@
               <w:jc w:val="right"/>
             </w:pPr>
             <w:r>
-              <w:t>0,787</w:t>
+              <w:t>0,767</w:t>
             </w:r>
           </w:p>
         </w:tc>
@@ -821,7 +821,7 @@
         <w:rPr>
           <w:b/>
         </w:rPr>
-        <w:t>Итого за сутки: 16,979 МВт·ч.</w:t>
+        <w:t>Итого за сутки: 16,734 МВт·ч.</w:t>
       </w:r>
     </w:p>
     <w:p>
@@ -834,7 +834,7 @@
     </w:p>
     <w:p>
       <w:r>
-        <w:t>Прогноз b953f9667844, сформирован 31.01.2026 05:00 (Астана); модель windcast-0.1.0-cascade+direct; погода: Open-Meteo Previous Runs: ECMWF IFS, ECMWF AIFS, ICON, GFS, UKMO, GEM, CMA, выпуск 2026-01-30 18:00:00 UTC.</w:t>
+        <w:t>Прогноз 16177659270d, сформирован 31.01.2026 05:00 (Астана); модель windcast-0.1.0-cascade+cqr; погода: Open-Meteo Previous Runs: ECMWF IFS, ECMWF AIFS, ICON, GFS, UKMO, GEM, CMA, выпуск 2026-01-30 18:00:00 UTC.</w:t>
       </w:r>
     </w:p>
     <w:tbl>
@@ -950,7 +950,7 @@
           </w:tcPr>
           <w:p>
             <w:r>
-              <w:t>0,049</w:t>
+              <w:t>0,050</w:t>
             </w:r>
           </w:p>
         </w:tc>
@@ -960,7 +960,7 @@
           </w:tcPr>
           <w:p>
             <w:r>
-              <w:t>0,469</w:t>
+              <w:t>0,409</w:t>
             </w:r>
           </w:p>
         </w:tc>
@@ -1002,7 +1002,7 @@
           </w:tcPr>
           <w:p>
             <w:r>
-              <w:t>0,004</w:t>
+              <w:t>0,026</w:t>
             </w:r>
           </w:p>
         </w:tc>
@@ -1012,7 +1012,7 @@
           </w:tcPr>
           <w:p>
             <w:r>
-              <w:t>0,085</w:t>
+              <w:t>0,098</w:t>
             </w:r>
           </w:p>
         </w:tc>
@@ -1022,7 +1022,7 @@
           </w:tcPr>
           <w:p>
             <w:r>
-              <w:t>0,355</w:t>
+              <w:t>0,338</w:t>
             </w:r>
           </w:p>
         </w:tc>
@@ -1064,7 +1064,7 @@
           </w:tcPr>
           <w:p>
             <w:r>
-              <w:t>0,000</w:t>
+              <w:t>0,013</w:t>
             </w:r>
           </w:p>
         </w:tc>
@@ -1074,7 +1074,7 @@
           </w:tcPr>
           <w:p>
             <w:r>
-              <w:t>0,088</w:t>
+              <w:t>0,098</w:t>
             </w:r>
           </w:p>
         </w:tc>
@@ -1084,7 +1084,7 @@
           </w:tcPr>
           <w:p>
             <w:r>
-              <w:t>0,384</w:t>
+              <w:t>0,394</w:t>
             </w:r>
           </w:p>
         </w:tc>
@@ -1126,7 +1126,7 @@
           </w:tcPr>
           <w:p>
             <w:r>
-              <w:t>0,010</w:t>
+              <w:t>0,028</w:t>
             </w:r>
           </w:p>
         </w:tc>
@@ -1136,7 +1136,7 @@
           </w:tcPr>
           <w:p>
             <w:r>
-              <w:t>0,096</w:t>
+              <w:t>0,098</w:t>
             </w:r>
           </w:p>
         </w:tc>
@@ -1146,7 +1146,7 @@
           </w:tcPr>
           <w:p>
             <w:r>
-              <w:t>0,515</w:t>
+              <w:t>0,493</w:t>
             </w:r>
           </w:p>
         </w:tc>
@@ -1188,7 +1188,7 @@
           </w:tcPr>
           <w:p>
             <w:r>
-              <w:t>0,000</w:t>
+              <w:t>0,017</w:t>
             </w:r>
           </w:p>
         </w:tc>
@@ -1198,7 +1198,7 @@
           </w:tcPr>
           <w:p>
             <w:r>
-              <w:t>0,071</w:t>
+              <w:t>0,075</w:t>
             </w:r>
           </w:p>
         </w:tc>
@@ -1208,7 +1208,7 @@
           </w:tcPr>
           <w:p>
             <w:r>
-              <w:t>0,487</w:t>
+              <w:t>0,452</w:t>
             </w:r>
           </w:p>
         </w:tc>
@@ -1250,7 +1250,7 @@
           </w:tcPr>
           <w:p>
             <w:r>
-              <w:t>0,007</w:t>
+              <w:t>0,027</w:t>
             </w:r>
           </w:p>
         </w:tc>
@@ -1260,7 +1260,7 @@
           </w:tcPr>
           <w:p>
             <w:r>
-              <w:t>0,092</w:t>
+              <w:t>0,101</w:t>
             </w:r>
           </w:p>
         </w:tc>
@@ -1270,7 +1270,7 @@
           </w:tcPr>
           <w:p>
             <w:r>
-              <w:t>0,419</w:t>
+              <w:t>0,436</w:t>
             </w:r>
           </w:p>
         </w:tc>
@@ -1312,7 +1312,7 @@
           </w:tcPr>
           <w:p>
             <w:r>
-              <w:t>0,000</w:t>
+              <w:t>0,019</w:t>
             </w:r>
           </w:p>
         </w:tc>
@@ -1322,7 +1322,7 @@
           </w:tcPr>
           <w:p>
             <w:r>
-              <w:t>0,097</w:t>
+              <w:t>0,106</w:t>
             </w:r>
           </w:p>
         </w:tc>
@@ -1332,7 +1332,7 @@
           </w:tcPr>
           <w:p>
             <w:r>
-              <w:t>0,433</w:t>
+              <w:t>0,414</w:t>
             </w:r>
           </w:p>
         </w:tc>
@@ -1384,7 +1384,7 @@
           </w:tcPr>
           <w:p>
             <w:r>
-              <w:t>0,066</w:t>
+              <w:t>0,067</w:t>
             </w:r>
           </w:p>
         </w:tc>
@@ -1394,7 +1394,7 @@
           </w:tcPr>
           <w:p>
             <w:r>
-              <w:t>0,608</w:t>
+              <w:t>0,582</w:t>
             </w:r>
           </w:p>
         </w:tc>
@@ -1436,7 +1436,7 @@
           </w:tcPr>
           <w:p>
             <w:r>
-              <w:t>0,007</w:t>
+              <w:t>0,014</w:t>
             </w:r>
           </w:p>
         </w:tc>
@@ -1446,7 +1446,7 @@
           </w:tcPr>
           <w:p>
             <w:r>
-              <w:t>0,138</w:t>
+              <w:t>0,135</w:t>
             </w:r>
           </w:p>
         </w:tc>
@@ -1456,7 +1456,7 @@
           </w:tcPr>
           <w:p>
             <w:r>
-              <w:t>1,345</w:t>
+              <w:t>1,305</w:t>
             </w:r>
           </w:p>
         </w:tc>
@@ -1498,7 +1498,7 @@
           </w:tcPr>
           <w:p>
             <w:r>
-              <w:t>0,007</w:t>
+              <w:t>0,019</w:t>
             </w:r>
           </w:p>
         </w:tc>
@@ -1508,7 +1508,7 @@
           </w:tcPr>
           <w:p>
             <w:r>
-              <w:t>0,227</w:t>
+              <w:t>0,218</w:t>
             </w:r>
           </w:p>
         </w:tc>
@@ -1518,7 +1518,7 @@
           </w:tcPr>
           <w:p>
             <w:r>
-              <w:t>2,080</w:t>
+              <w:t>1,976</w:t>
             </w:r>
           </w:p>
         </w:tc>
@@ -1570,7 +1570,7 @@
           </w:tcPr>
           <w:p>
             <w:r>
-              <w:t>0,518</w:t>
+              <w:t>0,452</w:t>
             </w:r>
           </w:p>
         </w:tc>
@@ -1580,7 +1580,7 @@
           </w:tcPr>
           <w:p>
             <w:r>
-              <w:t>3,000</w:t>
+              <w:t>2,904</w:t>
             </w:r>
           </w:p>
         </w:tc>
@@ -1632,7 +1632,7 @@
           </w:tcPr>
           <w:p>
             <w:r>
-              <w:t>0,698</w:t>
+              <w:t>0,625</w:t>
             </w:r>
           </w:p>
         </w:tc>
@@ -1642,7 +1642,7 @@
           </w:tcPr>
           <w:p>
             <w:r>
-              <w:t>3,426</w:t>
+              <w:t>3,418</w:t>
             </w:r>
           </w:p>
         </w:tc>
@@ -1684,7 +1684,7 @@
           </w:tcPr>
           <w:p>
             <w:r>
-              <w:t>0,053</w:t>
+              <w:t>0,009</w:t>
             </w:r>
           </w:p>
         </w:tc>
@@ -1694,7 +1694,7 @@
           </w:tcPr>
           <w:p>
             <w:r>
-              <w:t>1,022</w:t>
+              <w:t>1,034</w:t>
             </w:r>
           </w:p>
         </w:tc>
@@ -1704,7 +1704,7 @@
           </w:tcPr>
           <w:p>
             <w:r>
-              <w:t>3,729</w:t>
+              <w:t>3,785</w:t>
             </w:r>
           </w:p>
         </w:tc>
@@ -1746,7 +1746,7 @@
           </w:tcPr>
           <w:p>
             <w:r>
-              <w:t>0,141</w:t>
+              <w:t>0,053</w:t>
             </w:r>
           </w:p>
         </w:tc>
@@ -1756,7 +1756,7 @@
           </w:tcPr>
           <w:p>
             <w:r>
-              <w:t>1,485</w:t>
+              <w:t>1,465</w:t>
             </w:r>
           </w:p>
         </w:tc>
@@ -1808,7 +1808,7 @@
           </w:tcPr>
           <w:p>
             <w:r>
-              <w:t>0,231</w:t>
+              <w:t>0,121</w:t>
             </w:r>
           </w:p>
         </w:tc>
@@ -1818,7 +1818,7 @@
           </w:tcPr>
           <w:p>
             <w:r>
-              <w:t>1,467</w:t>
+              <w:t>1,394</w:t>
             </w:r>
           </w:p>
         </w:tc>
@@ -1828,7 +1828,7 @@
           </w:tcPr>
           <w:p>
             <w:r>
-              <w:t>3,603</w:t>
+              <w:t>3,575</w:t>
             </w:r>
           </w:p>
         </w:tc>
@@ -1870,7 +1870,7 @@
           </w:tcPr>
           <w:p>
             <w:r>
-              <w:t>0,070</w:t>
+              <w:t>0,024</w:t>
             </w:r>
           </w:p>
         </w:tc>
@@ -1880,7 +1880,7 @@
           </w:tcPr>
           <w:p>
             <w:r>
-              <w:t>1,689</w:t>
+              <w:t>1,699</w:t>
             </w:r>
           </w:p>
         </w:tc>
@@ -1890,7 +1890,7 @@
           </w:tcPr>
           <w:p>
             <w:r>
-              <w:t>3,402</w:t>
+              <w:t>3,306</w:t>
             </w:r>
           </w:p>
         </w:tc>
@@ -1932,7 +1932,7 @@
           </w:tcPr>
           <w:p>
             <w:r>
-              <w:t>0,062</w:t>
+              <w:t>0,011</w:t>
             </w:r>
           </w:p>
         </w:tc>
@@ -1942,7 +1942,7 @@
           </w:tcPr>
           <w:p>
             <w:r>
-              <w:t>1,532</w:t>
+              <w:t>1,550</w:t>
             </w:r>
           </w:p>
         </w:tc>
@@ -1952,7 +1952,7 @@
           </w:tcPr>
           <w:p>
             <w:r>
-              <w:t>3,665</w:t>
+              <w:t>3,663</w:t>
             </w:r>
           </w:p>
         </w:tc>
@@ -1994,7 +1994,7 @@
           </w:tcPr>
           <w:p>
             <w:r>
-              <w:t>0,052</w:t>
+              <w:t>0,000</w:t>
             </w:r>
           </w:p>
         </w:tc>
@@ -2004,7 +2004,7 @@
           </w:tcPr>
           <w:p>
             <w:r>
-              <w:t>1,370</w:t>
+              <w:t>1,415</w:t>
             </w:r>
           </w:p>
         </w:tc>
@@ -2014,7 +2014,7 @@
           </w:tcPr>
           <w:p>
             <w:r>
-              <w:t>3,550</w:t>
+              <w:t>3,636</w:t>
             </w:r>
           </w:p>
         </w:tc>
@@ -2056,7 +2056,7 @@
           </w:tcPr>
           <w:p>
             <w:r>
-              <w:t>0,044</w:t>
+              <w:t>0,008</w:t>
             </w:r>
           </w:p>
         </w:tc>
@@ -2066,7 +2066,7 @@
           </w:tcPr>
           <w:p>
             <w:r>
-              <w:t>1,296</w:t>
+              <w:t>1,302</w:t>
             </w:r>
           </w:p>
         </w:tc>
@@ -2076,7 +2076,7 @@
           </w:tcPr>
           <w:p>
             <w:r>
-              <w:t>3,273</w:t>
+              <w:t>3,280</w:t>
             </w:r>
           </w:p>
         </w:tc>
@@ -2118,7 +2118,7 @@
           </w:tcPr>
           <w:p>
             <w:r>
-              <w:t>0,050</w:t>
+              <w:t>0,019</w:t>
             </w:r>
           </w:p>
         </w:tc>
@@ -2128,7 +2128,7 @@
           </w:tcPr>
           <w:p>
             <w:r>
-              <w:t>1,211</w:t>
+              <w:t>1,227</w:t>
             </w:r>
           </w:p>
         </w:tc>
@@ -2138,7 +2138,7 @@
           </w:tcPr>
           <w:p>
             <w:r>
-              <w:t>3,173</w:t>
+              <w:t>3,147</w:t>
             </w:r>
           </w:p>
         </w:tc>
@@ -2180,7 +2180,7 @@
           </w:tcPr>
           <w:p>
             <w:r>
-              <w:t>0,064</w:t>
+              <w:t>0,011</w:t>
             </w:r>
           </w:p>
         </w:tc>
@@ -2190,7 +2190,7 @@
           </w:tcPr>
           <w:p>
             <w:r>
-              <w:t>1,043</w:t>
+              <w:t>1,031</w:t>
             </w:r>
           </w:p>
         </w:tc>
@@ -2200,7 +2200,7 @@
           </w:tcPr>
           <w:p>
             <w:r>
-              <w:t>3,322</w:t>
+              <w:t>3,362</w:t>
             </w:r>
           </w:p>
         </w:tc>
@@ -2242,7 +2242,7 @@
           </w:tcPr>
           <w:p>
             <w:r>
-              <w:t>0,056</w:t>
+              <w:t>0,022</w:t>
             </w:r>
           </w:p>
         </w:tc>
@@ -2252,7 +2252,7 @@
           </w:tcPr>
           <w:p>
             <w:r>
-              <w:t>0,927</w:t>
+              <w:t>0,856</w:t>
             </w:r>
           </w:p>
         </w:tc>
@@ -2262,7 +2262,7 @@
           </w:tcPr>
           <w:p>
             <w:r>
-              <w:t>3,342</w:t>
+              <w:t>3,407</w:t>
             </w:r>
           </w:p>
         </w:tc>
@@ -2304,7 +2304,7 @@
           </w:tcPr>
           <w:p>
             <w:r>
-              <w:t>0,082</w:t>
+              <w:t>0,005</w:t>
             </w:r>
           </w:p>
         </w:tc>
@@ -2314,7 +2314,7 @@
           </w:tcPr>
           <w:p>
             <w:r>
-              <w:t>0,925</w:t>
+              <w:t>0,871</w:t>
             </w:r>
           </w:p>
         </w:tc>
@@ -2324,7 +2324,7 @@
           </w:tcPr>
           <w:p>
             <w:r>
-              <w:t>3,454</w:t>
+              <w:t>3,533</w:t>
             </w:r>
           </w:p>
         </w:tc>
@@ -2366,7 +2366,7 @@
           </w:tcPr>
           <w:p>
             <w:r>
-              <w:t>0,043</w:t>
+              <w:t>0,008</w:t>
             </w:r>
           </w:p>
         </w:tc>
@@ -2376,7 +2376,7 @@
           </w:tcPr>
           <w:p>
             <w:r>
-              <w:t>0,787</w:t>
+              <w:t>0,767</w:t>
             </w:r>
           </w:p>
         </w:tc>
@@ -2386,7 +2386,7 @@
           </w:tcPr>
           <w:p>
             <w:r>
-              <w:t>2,939</w:t>
+              <w:t>2,888</w:t>
             </w:r>
           </w:p>
         </w:tc>
@@ -2552,7 +2552,7 @@
           </w:tcPr>
           <w:p>
             <w:r>
-              <w:t>0,656</w:t>
+              <w:t>0,702</w:t>
             </w:r>
           </w:p>
         </w:tc>
@@ -2562,7 +2562,7 @@
           </w:tcPr>
           <w:p>
             <w:r>
-              <w:t>1,532 → 0,876</w:t>
+              <w:t>1,550 → 0,848</w:t>
             </w:r>
           </w:p>
         </w:tc>
